--- a/myresume.docx
+++ b/myresume.docx
@@ -124,8 +124,9 @@
                 <w:sz w:val="22"/>
                 <w:szCs w:val="20"/>
               </w:rPr>
-              <w:t xml:space="preserve"> P/O &amp; Tehsil Domel Distt</w:t>
-            </w:r>
+              <w:t xml:space="preserve"> P/O &amp; Tehsil </w:t>
+            </w:r>
+            <w:proofErr w:type="spellStart"/>
             <w:r>
               <w:rPr>
                 <w:b/>
@@ -134,6 +135,27 @@
                 <w:sz w:val="22"/>
                 <w:szCs w:val="20"/>
               </w:rPr>
+              <w:t>Domel</w:t>
+            </w:r>
+            <w:proofErr w:type="spellEnd"/>
+            <w:r>
+              <w:rPr>
+                <w:b/>
+                <w:bCs/>
+                <w:spacing w:val="4"/>
+                <w:sz w:val="22"/>
+                <w:szCs w:val="20"/>
+              </w:rPr>
+              <w:t xml:space="preserve"> Distt</w:t>
+            </w:r>
+            <w:r>
+              <w:rPr>
+                <w:b/>
+                <w:bCs/>
+                <w:spacing w:val="4"/>
+                <w:sz w:val="22"/>
+                <w:szCs w:val="20"/>
+              </w:rPr>
               <w:t>.</w:t>
             </w:r>
             <w:r>
@@ -144,8 +166,20 @@
                 <w:sz w:val="22"/>
                 <w:szCs w:val="20"/>
               </w:rPr>
-              <w:t xml:space="preserve"> Bannu</w:t>
-            </w:r>
+              <w:t xml:space="preserve"> </w:t>
+            </w:r>
+            <w:proofErr w:type="spellStart"/>
+            <w:r>
+              <w:rPr>
+                <w:b/>
+                <w:bCs/>
+                <w:spacing w:val="4"/>
+                <w:sz w:val="22"/>
+                <w:szCs w:val="20"/>
+              </w:rPr>
+              <w:t>Bannu</w:t>
+            </w:r>
+            <w:proofErr w:type="spellEnd"/>
           </w:p>
           <w:p>
             <w:pPr>
@@ -788,6 +822,7 @@
         </w:rPr>
         <w:tab/>
       </w:r>
+      <w:proofErr w:type="spellStart"/>
       <w:r>
         <w:rPr>
           <w:rFonts w:ascii="Calibri" w:hAnsi="Calibri" w:cstheme="minorBidi"/>
@@ -797,6 +832,7 @@
         </w:rPr>
         <w:t>Bannu</w:t>
       </w:r>
+      <w:proofErr w:type="spellEnd"/>
     </w:p>
     <w:p>
       <w:pPr>
@@ -2080,8 +2116,20 @@
                 <w:sz w:val="22"/>
                 <w:szCs w:val="20"/>
               </w:rPr>
-              <w:t xml:space="preserve"> Bannu</w:t>
-            </w:r>
+              <w:t xml:space="preserve"> </w:t>
+            </w:r>
+            <w:proofErr w:type="spellStart"/>
+            <w:r>
+              <w:rPr>
+                <w:rFonts w:ascii="Calibri" w:hAnsi="Calibri" w:cstheme="minorBidi"/>
+                <w:bCs/>
+                <w:spacing w:val="-3"/>
+                <w:sz w:val="22"/>
+                <w:szCs w:val="20"/>
+              </w:rPr>
+              <w:t>Bannu</w:t>
+            </w:r>
+            <w:proofErr w:type="spellEnd"/>
           </w:p>
         </w:tc>
         <w:tc>
@@ -2321,8 +2369,20 @@
                 <w:sz w:val="22"/>
                 <w:szCs w:val="20"/>
               </w:rPr>
-              <w:t xml:space="preserve"> Bannu</w:t>
-            </w:r>
+              <w:t xml:space="preserve"> </w:t>
+            </w:r>
+            <w:proofErr w:type="spellStart"/>
+            <w:r>
+              <w:rPr>
+                <w:rFonts w:ascii="Calibri" w:hAnsi="Calibri" w:cstheme="minorBidi"/>
+                <w:bCs/>
+                <w:spacing w:val="-3"/>
+                <w:sz w:val="22"/>
+                <w:szCs w:val="20"/>
+              </w:rPr>
+              <w:t>Bannu</w:t>
+            </w:r>
+            <w:proofErr w:type="spellEnd"/>
           </w:p>
         </w:tc>
         <w:tc>
@@ -2566,6 +2626,7 @@
                 <w:szCs w:val="20"/>
               </w:rPr>
             </w:pPr>
+            <w:proofErr w:type="spellStart"/>
             <w:r>
               <w:rPr>
                 <w:rFonts w:ascii="Calibri" w:hAnsi="Calibri" w:cstheme="minorBidi"/>
@@ -2574,7 +2635,18 @@
                 <w:sz w:val="22"/>
                 <w:szCs w:val="20"/>
               </w:rPr>
-              <w:t>Bannu University</w:t>
+              <w:t>Bannu</w:t>
+            </w:r>
+            <w:proofErr w:type="spellEnd"/>
+            <w:r>
+              <w:rPr>
+                <w:rFonts w:ascii="Calibri" w:hAnsi="Calibri" w:cstheme="minorBidi"/>
+                <w:bCs/>
+                <w:spacing w:val="1"/>
+                <w:sz w:val="22"/>
+                <w:szCs w:val="20"/>
+              </w:rPr>
+              <w:t xml:space="preserve"> University</w:t>
             </w:r>
           </w:p>
         </w:tc>
@@ -2845,7 +2917,34 @@
           <w:sz w:val="22"/>
           <w:szCs w:val="20"/>
         </w:rPr>
-        <w:t>Web development skills (PHP, HTML, JavaScript, MySQL, CSS, WordPress, Ajax, jQuery).</w:t>
+        <w:t>Web development skills (PHP</w:t>
+      </w:r>
+      <w:r>
+        <w:rPr>
+          <w:rFonts w:ascii="Calibri" w:hAnsi="Calibri" w:cstheme="minorBidi"/>
+          <w:sz w:val="22"/>
+          <w:szCs w:val="20"/>
+        </w:rPr>
+        <w:t>,</w:t>
+      </w:r>
+      <w:r>
+        <w:t xml:space="preserve"> </w:t>
+      </w:r>
+      <w:r>
+        <w:rPr>
+          <w:rFonts w:ascii="Calibri" w:hAnsi="Calibri" w:cstheme="minorBidi"/>
+          <w:sz w:val="22"/>
+          <w:szCs w:val="20"/>
+        </w:rPr>
+        <w:t>ASP.NET</w:t>
+      </w:r>
+      <w:r>
+        <w:rPr>
+          <w:rFonts w:ascii="Calibri" w:hAnsi="Calibri" w:cstheme="minorBidi"/>
+          <w:sz w:val="22"/>
+          <w:szCs w:val="20"/>
+        </w:rPr>
+        <w:t>, HTML, JavaScript, MySQL, CSS, WordPress, Ajax, jQuery).</w:t>
       </w:r>
     </w:p>
     <w:p>
@@ -2872,7 +2971,7 @@
           <w:sz w:val="22"/>
           <w:szCs w:val="20"/>
         </w:rPr>
-        <w:t>Database management with Oracle Form and Report.</w:t>
+        <w:t>Python</w:t>
       </w:r>
     </w:p>
     <w:p>
@@ -2899,7 +2998,23 @@
           <w:sz w:val="22"/>
           <w:szCs w:val="20"/>
         </w:rPr>
-        <w:t>Design proficiency (Corel Draw, Adobe Suite: Photoshop, Illustrator, InDesign, Dreamweaver).</w:t>
+        <w:t>Database management with</w:t>
+      </w:r>
+      <w:r>
+        <w:rPr>
+          <w:rFonts w:ascii="Calibri" w:hAnsi="Calibri" w:cstheme="minorBidi"/>
+          <w:sz w:val="22"/>
+          <w:szCs w:val="20"/>
+        </w:rPr>
+        <w:t xml:space="preserve"> MySQL and</w:t>
+      </w:r>
+      <w:r>
+        <w:rPr>
+          <w:rFonts w:ascii="Calibri" w:hAnsi="Calibri" w:cstheme="minorBidi"/>
+          <w:sz w:val="22"/>
+          <w:szCs w:val="20"/>
+        </w:rPr>
+        <w:t xml:space="preserve"> Oracle Form and Report.</w:t>
       </w:r>
     </w:p>
     <w:p>
@@ -2926,33 +3041,7 @@
           <w:sz w:val="22"/>
           <w:szCs w:val="20"/>
         </w:rPr>
-        <w:t>Certified in all mentioned skills from Lynda.com, pluralsight.com, and udemy.com.</w:t>
-      </w:r>
-    </w:p>
-    <w:p>
-      <w:pPr>
-        <w:pStyle w:val="yasinheadings"/>
-        <w:rPr>
-          <w:szCs w:val="22"/>
-        </w:rPr>
-      </w:pPr>
-      <w:r>
-        <w:rPr>
-          <w:sz w:val="20"/>
-        </w:rPr>
-        <w:t xml:space="preserve"> </w:t>
-      </w:r>
-      <w:r>
-        <w:rPr>
-          <w:sz w:val="20"/>
-        </w:rPr>
-        <w:t xml:space="preserve">  </w:t>
-      </w:r>
-      <w:r>
-        <w:t>EXPERIENCE</w:t>
-      </w:r>
-      <w:r>
-        <w:t>S</w:t>
+        <w:t>Design proficiency (Corel Draw, Adobe Suite: Photoshop, Illustrator, InDesign, Dreamweaver).</w:t>
       </w:r>
     </w:p>
     <w:p>
@@ -2976,38 +3065,36 @@
       <w:r>
         <w:rPr>
           <w:rFonts w:ascii="Calibri" w:hAnsi="Calibri" w:cstheme="minorBidi"/>
-          <w:b/>
-          <w:bCs/>
-          <w:sz w:val="22"/>
-          <w:szCs w:val="20"/>
-        </w:rPr>
-        <w:t>2 years</w:t>
-      </w:r>
-      <w:r>
-        <w:rPr>
-          <w:rFonts w:ascii="Calibri" w:hAnsi="Calibri" w:cstheme="minorBidi"/>
-          <w:sz w:val="22"/>
-          <w:szCs w:val="20"/>
-        </w:rPr>
-        <w:t xml:space="preserve"> as a Website Developer and Computer Operator at </w:t>
-      </w:r>
-      <w:r>
-        <w:rPr>
-          <w:rFonts w:ascii="Calibri" w:hAnsi="Calibri" w:cstheme="minorBidi"/>
-          <w:b/>
-          <w:bCs/>
-          <w:sz w:val="22"/>
-          <w:szCs w:val="20"/>
-        </w:rPr>
-        <w:t>Khalifa Gul Nawaz Hospital</w:t>
-      </w:r>
-      <w:r>
-        <w:rPr>
-          <w:rFonts w:ascii="Calibri" w:hAnsi="Calibri" w:cstheme="minorBidi"/>
-          <w:sz w:val="22"/>
-          <w:szCs w:val="20"/>
-        </w:rPr>
-        <w:t>.</w:t>
+          <w:sz w:val="22"/>
+          <w:szCs w:val="20"/>
+        </w:rPr>
+        <w:t>Certified in all mentioned skills from Lynda.com, pluralsight.com, and udemy.com.</w:t>
+      </w:r>
+    </w:p>
+    <w:p>
+      <w:pPr>
+        <w:pStyle w:val="yasinheadings"/>
+        <w:rPr>
+          <w:szCs w:val="22"/>
+        </w:rPr>
+      </w:pPr>
+      <w:r>
+        <w:rPr>
+          <w:sz w:val="20"/>
+        </w:rPr>
+        <w:t xml:space="preserve"> </w:t>
+      </w:r>
+      <w:r>
+        <w:rPr>
+          <w:sz w:val="20"/>
+        </w:rPr>
+        <w:t xml:space="preserve">  </w:t>
+      </w:r>
+      <w:r>
+        <w:t>EXPERIENCE</w:t>
+      </w:r>
+      <w:r>
+        <w:t>S</w:t>
       </w:r>
     </w:p>
     <w:p>
@@ -3036,15 +3123,33 @@
           <w:sz w:val="22"/>
           <w:szCs w:val="20"/>
         </w:rPr>
-        <w:t xml:space="preserve">1 year </w:t>
-      </w:r>
-      <w:r>
-        <w:rPr>
-          <w:rFonts w:ascii="Calibri" w:hAnsi="Calibri" w:cstheme="minorBidi"/>
-          <w:sz w:val="22"/>
-          <w:szCs w:val="20"/>
-        </w:rPr>
-        <w:t>as a Dynamic Web Developer at Mikesoft Software Housing Town-ship Bannu.</w:t>
+        <w:t>2 years</w:t>
+      </w:r>
+      <w:r>
+        <w:rPr>
+          <w:rFonts w:ascii="Calibri" w:hAnsi="Calibri" w:cstheme="minorBidi"/>
+          <w:sz w:val="22"/>
+          <w:szCs w:val="20"/>
+        </w:rPr>
+        <w:t xml:space="preserve"> as a Website Developer and Computer Operator at </w:t>
+      </w:r>
+      <w:r>
+        <w:rPr>
+          <w:rFonts w:ascii="Calibri" w:hAnsi="Calibri" w:cstheme="minorBidi"/>
+          <w:b/>
+          <w:bCs/>
+          <w:sz w:val="22"/>
+          <w:szCs w:val="20"/>
+        </w:rPr>
+        <w:t>Khalifa Gul Nawaz Hospital</w:t>
+      </w:r>
+      <w:r>
+        <w:rPr>
+          <w:rFonts w:ascii="Calibri" w:hAnsi="Calibri" w:cstheme="minorBidi"/>
+          <w:sz w:val="22"/>
+          <w:szCs w:val="20"/>
+        </w:rPr>
+        <w:t>.</w:t>
       </w:r>
     </w:p>
     <w:p>
@@ -3073,15 +3178,51 @@
           <w:sz w:val="22"/>
           <w:szCs w:val="20"/>
         </w:rPr>
-        <w:t>2 years</w:t>
-      </w:r>
-      <w:r>
-        <w:rPr>
-          <w:rFonts w:ascii="Calibri" w:hAnsi="Calibri" w:cstheme="minorBidi"/>
-          <w:sz w:val="22"/>
-          <w:szCs w:val="20"/>
-        </w:rPr>
-        <w:t xml:space="preserve"> of Software Development experience at your own software housing.</w:t>
+        <w:t xml:space="preserve">1 year </w:t>
+      </w:r>
+      <w:r>
+        <w:rPr>
+          <w:rFonts w:ascii="Calibri" w:hAnsi="Calibri" w:cstheme="minorBidi"/>
+          <w:sz w:val="22"/>
+          <w:szCs w:val="20"/>
+        </w:rPr>
+        <w:t xml:space="preserve">as a Dynamic Web Developer at </w:t>
+      </w:r>
+      <w:proofErr w:type="spellStart"/>
+      <w:r>
+        <w:rPr>
+          <w:rFonts w:ascii="Calibri" w:hAnsi="Calibri" w:cstheme="minorBidi"/>
+          <w:sz w:val="22"/>
+          <w:szCs w:val="20"/>
+        </w:rPr>
+        <w:t>Mikesoft</w:t>
+      </w:r>
+      <w:proofErr w:type="spellEnd"/>
+      <w:r>
+        <w:rPr>
+          <w:rFonts w:ascii="Calibri" w:hAnsi="Calibri" w:cstheme="minorBidi"/>
+          <w:sz w:val="22"/>
+          <w:szCs w:val="20"/>
+        </w:rPr>
+        <w:t xml:space="preserve"> Software Housing Town-ship </w:t>
+      </w:r>
+      <w:proofErr w:type="spellStart"/>
+      <w:r>
+        <w:rPr>
+          <w:rFonts w:ascii="Calibri" w:hAnsi="Calibri" w:cstheme="minorBidi"/>
+          <w:sz w:val="22"/>
+          <w:szCs w:val="20"/>
+        </w:rPr>
+        <w:t>Bannu</w:t>
+      </w:r>
+      <w:proofErr w:type="spellEnd"/>
+      <w:r>
+        <w:rPr>
+          <w:rFonts w:ascii="Calibri" w:hAnsi="Calibri" w:cstheme="minorBidi"/>
+          <w:sz w:val="22"/>
+          <w:szCs w:val="20"/>
+        </w:rPr>
+        <w:t>.</w:t>
       </w:r>
     </w:p>
     <w:p>
@@ -3110,6 +3251,43 @@
           <w:sz w:val="22"/>
           <w:szCs w:val="20"/>
         </w:rPr>
+        <w:t>2 years</w:t>
+      </w:r>
+      <w:r>
+        <w:rPr>
+          <w:rFonts w:ascii="Calibri" w:hAnsi="Calibri" w:cstheme="minorBidi"/>
+          <w:sz w:val="22"/>
+          <w:szCs w:val="20"/>
+        </w:rPr>
+        <w:t xml:space="preserve"> of Software Development experience at your own software housing.</w:t>
+      </w:r>
+    </w:p>
+    <w:p>
+      <w:pPr>
+        <w:pStyle w:val="ListParagraph"/>
+        <w:widowControl w:val="0"/>
+        <w:numPr>
+          <w:ilvl w:val="0"/>
+          <w:numId w:val="30"/>
+        </w:numPr>
+        <w:autoSpaceDE w:val="0"/>
+        <w:autoSpaceDN w:val="0"/>
+        <w:adjustRightInd w:val="0"/>
+        <w:spacing w:before="96"/>
+        <w:rPr>
+          <w:rFonts w:ascii="Calibri" w:hAnsi="Calibri" w:cstheme="minorBidi"/>
+          <w:sz w:val="22"/>
+          <w:szCs w:val="20"/>
+        </w:rPr>
+      </w:pPr>
+      <w:r>
+        <w:rPr>
+          <w:rFonts w:ascii="Calibri" w:hAnsi="Calibri" w:cstheme="minorBidi"/>
+          <w:b/>
+          <w:bCs/>
+          <w:sz w:val="22"/>
+          <w:szCs w:val="20"/>
+        </w:rPr>
         <w:t>About 4</w:t>
       </w:r>
       <w:r>
@@ -3118,7 +3296,25 @@
           <w:sz w:val="22"/>
           <w:szCs w:val="20"/>
         </w:rPr>
-        <w:t xml:space="preserve"> years of Graphic Design experience at Zalmai Net Cafe (part-time) using Photoshop, Illustrator, and CorelDraw.</w:t>
+        <w:t xml:space="preserve"> years of Graphic Design experience at </w:t>
+      </w:r>
+      <w:proofErr w:type="spellStart"/>
+      <w:r>
+        <w:rPr>
+          <w:rFonts w:ascii="Calibri" w:hAnsi="Calibri" w:cstheme="minorBidi"/>
+          <w:sz w:val="22"/>
+          <w:szCs w:val="20"/>
+        </w:rPr>
+        <w:t>Zalmai</w:t>
+      </w:r>
+      <w:proofErr w:type="spellEnd"/>
+      <w:r>
+        <w:rPr>
+          <w:rFonts w:ascii="Calibri" w:hAnsi="Calibri" w:cstheme="minorBidi"/>
+          <w:sz w:val="22"/>
+          <w:szCs w:val="20"/>
+        </w:rPr>
+        <w:t xml:space="preserve"> Net Cafe (part-time) using Photoshop, Illustrator, and CorelDraw.</w:t>
       </w:r>
     </w:p>
     <w:p>
@@ -4028,7 +4224,25 @@
           <w:sz w:val="22"/>
           <w:szCs w:val="20"/>
         </w:rPr>
-        <w:t xml:space="preserve"> 33034 working as in charge of SMU Domel) # +92-3359798980</w:t>
+        <w:t xml:space="preserve"> 33034 working as in charge of SMU </w:t>
+      </w:r>
+      <w:proofErr w:type="spellStart"/>
+      <w:r>
+        <w:rPr>
+          <w:rFonts w:ascii="Calibri" w:hAnsi="Calibri" w:cstheme="minorBidi"/>
+          <w:sz w:val="22"/>
+          <w:szCs w:val="20"/>
+        </w:rPr>
+        <w:t>Domel</w:t>
+      </w:r>
+      <w:proofErr w:type="spellEnd"/>
+      <w:r>
+        <w:rPr>
+          <w:rFonts w:ascii="Calibri" w:hAnsi="Calibri" w:cstheme="minorBidi"/>
+          <w:sz w:val="22"/>
+          <w:szCs w:val="20"/>
+        </w:rPr>
+        <w:t>) # +92-3359798980</w:t>
       </w:r>
     </w:p>
     <w:sectPr>
@@ -8074,7 +8288,6 @@
   <w:style w:type="character" w:default="1" w:styleId="DefaultParagraphFont">
     <w:name w:val="Default Paragraph Font"/>
     <w:uiPriority w:val="1"/>
-    <w:semiHidden/>
     <w:unhideWhenUsed/>
   </w:style>
   <w:style w:type="table" w:default="1" w:styleId="TableNormal">
